--- a/apps/web/public/downloads/lead/Ryan Jensen - Lead Software Engineer.docx
+++ b/apps/web/public/downloads/lead/Ryan Jensen - Lead Software Engineer.docx
@@ -53,7 +53,7 @@
         </w:rPr>
         <w:t xml:space="preserve"> · </w:t>
       </w:r>
-      <w:hyperlink w:history="1" r:id="rId93hxyqutvh846ruexpwo7">
+      <w:hyperlink w:history="1" r:id="rIddalzdb_6maaxebmreiiwr">
         <w:r>
           <w:rPr>
             <w:color w:val="1F3A5F"/>
@@ -67,7 +67,7 @@
         </w:rPr>
         <w:t xml:space="preserve"> · </w:t>
       </w:r>
-      <w:hyperlink w:history="1" r:id="rIdyay6khschljrdugdn7ifk">
+      <w:hyperlink w:history="1" r:id="rId0e7dvnuy7caoprv8skjbo">
         <w:r>
           <w:rPr>
             <w:color w:val="1F3A5F"/>
@@ -81,7 +81,7 @@
         </w:rPr>
         <w:t xml:space="preserve"> · </w:t>
       </w:r>
-      <w:hyperlink w:history="1" r:id="rIdgnmdxpdz7omm4hdnvhmsb">
+      <w:hyperlink w:history="1" r:id="rIdvqeiigo7arrnxllklseb0">
         <w:r>
           <w:rPr>
             <w:color w:val="1F3A5F"/>
@@ -912,7 +912,7 @@
         <w:spacing w:after="40" w:before="0"/>
       </w:pPr>
       <w:r>
-        <w:t xml:space="preserve">The company's sole technology owner, reporting directly to leadership. Own technology strategy and roadmap, budget and vendor selection, and security and compliance. Partner closely with teams at the company's software vendors, including DataX, ACHeck, and Web.com.</w:t>
+        <w:t xml:space="preserve">The company's sole developer and IT person for its clinic payment and patient management platform, inherited from a larger development team. Report directly to leadership and own technology strategy and roadmap, budget and vendor selection, and security and compliance. Partner closely with teams at the company's software vendors, including DataX, ACHeck, and Web.com.</w:t>
       </w:r>
     </w:p>
     <w:p>
@@ -925,7 +925,7 @@
         <w:spacing w:after="20"/>
       </w:pPr>
       <w:r>
-        <w:t xml:space="preserve">Architected the next phase of the company's systems from the ground up: migrated the frontend from AngularJS to React, and the backend from an ASP.NET API to an ASP.NET Core API with satellite serverless modules, all moved off Windows VMs in AWS. The entire system now runs on AWS serverless products, lowering costs by ~75% and maximizing scalability.</w:t>
+        <w:t xml:space="preserve">Cut monthly AWS costs ~91%, from ~$1,400 to ~$120, over three years of incremental modernization with Terraform, CloudFront path-based routing, and right-sized infrastructure, while improving availability, stability, and speed.</w:t>
       </w:r>
     </w:p>
     <w:p>
@@ -938,7 +938,7 @@
         <w:spacing w:after="20"/>
       </w:pPr>
       <w:r>
-        <w:t xml:space="preserve">Integrated third-party software offerings with resiliency and fallback plans for critical processes.</w:t>
+        <w:t xml:space="preserve">Modernized the platform from an AngularJS frontend and .NET Framework 4.5 API on Windows Server 2012 EC2 instances to React on AWS Amplify and a .NET 10 Minimal API on Elastic Beanstalk, with SQL Server moved to RDS and SQL Agent jobs replaced by EventBridge-triggered Lambda functions.</w:t>
       </w:r>
     </w:p>
     <w:p>
@@ -951,7 +951,20 @@
         <w:spacing w:after="20"/>
       </w:pPr>
       <w:r>
-        <w:t xml:space="preserve">Implemented solutions that minimize cost and automate repetitive tasks.</w:t>
+        <w:t xml:space="preserve">Integrated third-party software offerings with resiliency and fallback plans for critical processes, including ACH payment processing.</w:t>
+      </w:r>
+    </w:p>
+    <w:p>
+      <w:pPr>
+        <w:pStyle w:val="ListParagraph"/>
+        <w:numPr>
+          <w:ilvl w:val="0"/>
+          <w:numId w:val="2"/>
+        </w:numPr>
+        <w:spacing w:after="20"/>
+      </w:pPr>
+      <w:r>
+        <w:t xml:space="preserve">Handle everything from patient onboarding and document signing to customer support and keeping the lights on.</w:t>
       </w:r>
     </w:p>
     <w:p>
@@ -973,7 +986,7 @@
           <w:sz w:val="18"/>
           <w:szCs w:val="18"/>
         </w:rPr>
-        <w:t xml:space="preserve">.NET Framework → modern .NET, AngularJS → React, Microsoft SQL Server → PostgreSQL, AWS Serverless, Terraform</w:t>
+        <w:t xml:space="preserve">.NET Framework 4.5 → .NET 10, AngularJS → React, AWS Amplify, Elastic Beanstalk, RDS for SQL Server, EventBridge + Lambda, CloudFront, Terraform</w:t>
       </w:r>
     </w:p>
     <w:p>

--- a/apps/web/public/downloads/lead/Ryan Jensen - Lead Software Engineer.docx
+++ b/apps/web/public/downloads/lead/Ryan Jensen - Lead Software Engineer.docx
@@ -53,7 +53,7 @@
         </w:rPr>
         <w:t xml:space="preserve"> · </w:t>
       </w:r>
-      <w:hyperlink w:history="1" r:id="rIddalzdb_6maaxebmreiiwr">
+      <w:hyperlink w:history="1" r:id="rIdekimqcynnfdirij6vegvp">
         <w:r>
           <w:rPr>
             <w:color w:val="1F3A5F"/>
@@ -67,7 +67,7 @@
         </w:rPr>
         <w:t xml:space="preserve"> · </w:t>
       </w:r>
-      <w:hyperlink w:history="1" r:id="rId0e7dvnuy7caoprv8skjbo">
+      <w:hyperlink w:history="1" r:id="rId_rpg65x71qvi0jotiwsny">
         <w:r>
           <w:rPr>
             <w:color w:val="1F3A5F"/>
@@ -81,7 +81,7 @@
         </w:rPr>
         <w:t xml:space="preserve"> · </w:t>
       </w:r>
-      <w:hyperlink w:history="1" r:id="rIdvqeiigo7arrnxllklseb0">
+      <w:hyperlink w:history="1" r:id="rIdd2p23xt6jit6emttsdmka">
         <w:r>
           <w:rPr>
             <w:color w:val="1F3A5F"/>
@@ -195,6 +195,46 @@
         </w:rPr>
         <w:t xml:space="preserve">Python</w:t>
       </w:r>
+      <w:r>
+        <w:t xml:space="preserve">, </w:t>
+      </w:r>
+      <w:r>
+        <w:rPr>
+          <w:b w:val="false"/>
+          <w:bCs w:val="false"/>
+        </w:rPr>
+        <w:t xml:space="preserve">HTML</w:t>
+      </w:r>
+      <w:r>
+        <w:t xml:space="preserve">, </w:t>
+      </w:r>
+      <w:r>
+        <w:rPr>
+          <w:b w:val="false"/>
+          <w:bCs w:val="false"/>
+        </w:rPr>
+        <w:t xml:space="preserve">CSS / Sass / Less</w:t>
+      </w:r>
+      <w:r>
+        <w:t xml:space="preserve">, </w:t>
+      </w:r>
+      <w:r>
+        <w:rPr>
+          <w:b w:val="false"/>
+          <w:bCs w:val="false"/>
+        </w:rPr>
+        <w:t xml:space="preserve">Bash</w:t>
+      </w:r>
+      <w:r>
+        <w:t xml:space="preserve">, </w:t>
+      </w:r>
+      <w:r>
+        <w:rPr>
+          <w:b w:val="false"/>
+          <w:bCs w:val="false"/>
+        </w:rPr>
+        <w:t xml:space="preserve">PowerShell</w:t>
+      </w:r>
     </w:p>
     <w:p>
       <w:pPr>
@@ -264,6 +304,26 @@
         </w:rPr>
         <w:t xml:space="preserve">Node.js</w:t>
       </w:r>
+      <w:r>
+        <w:t xml:space="preserve">, </w:t>
+      </w:r>
+      <w:r>
+        <w:rPr>
+          <w:b w:val="false"/>
+          <w:bCs w:val="false"/>
+        </w:rPr>
+        <w:t xml:space="preserve">Express</w:t>
+      </w:r>
+      <w:r>
+        <w:t xml:space="preserve">, </w:t>
+      </w:r>
+      <w:r>
+        <w:rPr>
+          <w:b w:val="false"/>
+          <w:bCs w:val="false"/>
+        </w:rPr>
+        <w:t xml:space="preserve">Apollo GraphQL</w:t>
+      </w:r>
     </w:p>
     <w:p>
       <w:pPr>
@@ -343,6 +403,56 @@
         </w:rPr>
         <w:t xml:space="preserve">Vue.js</w:t>
       </w:r>
+      <w:r>
+        <w:t xml:space="preserve">, </w:t>
+      </w:r>
+      <w:r>
+        <w:rPr>
+          <w:b w:val="false"/>
+          <w:bCs w:val="false"/>
+        </w:rPr>
+        <w:t xml:space="preserve">AngularJS</w:t>
+      </w:r>
+      <w:r>
+        <w:t xml:space="preserve">, </w:t>
+      </w:r>
+      <w:r>
+        <w:rPr>
+          <w:b w:val="false"/>
+          <w:bCs w:val="false"/>
+        </w:rPr>
+        <w:t xml:space="preserve">jQuery</w:t>
+      </w:r>
+      <w:r>
+        <w:t xml:space="preserve">, </w:t>
+      </w:r>
+      <w:r>
+        <w:rPr>
+          <w:b w:val="false"/>
+          <w:bCs w:val="false"/>
+        </w:rPr>
+        <w:t xml:space="preserve">RxJS</w:t>
+      </w:r>
+      <w:r>
+        <w:t xml:space="preserve">, </w:t>
+      </w:r>
+      <w:r>
+        <w:rPr>
+          <w:b w:val="false"/>
+          <w:bCs w:val="false"/>
+        </w:rPr>
+        <w:t xml:space="preserve">HTMX</w:t>
+      </w:r>
+      <w:r>
+        <w:t xml:space="preserve">, </w:t>
+      </w:r>
+      <w:r>
+        <w:rPr>
+          <w:b w:val="false"/>
+          <w:bCs w:val="false"/>
+        </w:rPr>
+        <w:t xml:space="preserve">Material UI</w:t>
+      </w:r>
     </w:p>
     <w:p>
       <w:pPr>
@@ -412,6 +522,26 @@
         </w:rPr>
         <w:t xml:space="preserve">Terraform</w:t>
       </w:r>
+      <w:r>
+        <w:t xml:space="preserve">, </w:t>
+      </w:r>
+      <w:r>
+        <w:rPr>
+          <w:b w:val="false"/>
+          <w:bCs w:val="false"/>
+        </w:rPr>
+        <w:t xml:space="preserve">Ansible</w:t>
+      </w:r>
+      <w:r>
+        <w:t xml:space="preserve">, </w:t>
+      </w:r>
+      <w:r>
+        <w:rPr>
+          <w:b w:val="false"/>
+          <w:bCs w:val="false"/>
+        </w:rPr>
+        <w:t xml:space="preserve">Linux (cron)</w:t>
+      </w:r>
     </w:p>
     <w:p>
       <w:pPr>
@@ -520,6 +650,164 @@
           <w:b/>
           <w:bCs/>
         </w:rPr>
+        <w:t xml:space="preserve">Data: </w:t>
+      </w:r>
+      <w:r>
+        <w:rPr>
+          <w:b w:val="false"/>
+          <w:bCs w:val="false"/>
+        </w:rPr>
+        <w:t xml:space="preserve">SQL Server</w:t>
+      </w:r>
+      <w:r>
+        <w:t xml:space="preserve">, </w:t>
+      </w:r>
+      <w:r>
+        <w:rPr>
+          <w:b w:val="false"/>
+          <w:bCs w:val="false"/>
+        </w:rPr>
+        <w:t xml:space="preserve">PostgreSQL</w:t>
+      </w:r>
+      <w:r>
+        <w:t xml:space="preserve">, </w:t>
+      </w:r>
+      <w:r>
+        <w:rPr>
+          <w:b w:val="false"/>
+          <w:bCs w:val="false"/>
+        </w:rPr>
+        <w:t xml:space="preserve">MySQL</w:t>
+      </w:r>
+      <w:r>
+        <w:t xml:space="preserve">, </w:t>
+      </w:r>
+      <w:r>
+        <w:rPr>
+          <w:b w:val="false"/>
+          <w:bCs w:val="false"/>
+        </w:rPr>
+        <w:t xml:space="preserve">SQLite</w:t>
+      </w:r>
+      <w:r>
+        <w:t xml:space="preserve">, </w:t>
+      </w:r>
+      <w:r>
+        <w:rPr>
+          <w:b w:val="false"/>
+          <w:bCs w:val="false"/>
+        </w:rPr>
+        <w:t xml:space="preserve">MongoDB</w:t>
+      </w:r>
+      <w:r>
+        <w:t xml:space="preserve">, </w:t>
+      </w:r>
+      <w:r>
+        <w:rPr>
+          <w:b w:val="false"/>
+          <w:bCs w:val="false"/>
+        </w:rPr>
+        <w:t xml:space="preserve">Redis</w:t>
+      </w:r>
+      <w:r>
+        <w:t xml:space="preserve">, </w:t>
+      </w:r>
+      <w:r>
+        <w:rPr>
+          <w:b w:val="false"/>
+          <w:bCs w:val="false"/>
+        </w:rPr>
+        <w:t xml:space="preserve">Elasticsearch</w:t>
+      </w:r>
+    </w:p>
+    <w:p>
+      <w:pPr>
+        <w:spacing w:after="20"/>
+      </w:pPr>
+      <w:r>
+        <w:rPr>
+          <w:b/>
+          <w:bCs/>
+        </w:rPr>
+        <w:t xml:space="preserve">Build &amp; Testing: </w:t>
+      </w:r>
+      <w:r>
+        <w:rPr>
+          <w:b w:val="false"/>
+          <w:bCs w:val="false"/>
+        </w:rPr>
+        <w:t xml:space="preserve">Gradle</w:t>
+      </w:r>
+      <w:r>
+        <w:t xml:space="preserve">, </w:t>
+      </w:r>
+      <w:r>
+        <w:rPr>
+          <w:b w:val="false"/>
+          <w:bCs w:val="false"/>
+        </w:rPr>
+        <w:t xml:space="preserve">Maven</w:t>
+      </w:r>
+      <w:r>
+        <w:t xml:space="preserve">, </w:t>
+      </w:r>
+      <w:r>
+        <w:rPr>
+          <w:b w:val="false"/>
+          <w:bCs w:val="false"/>
+        </w:rPr>
+        <w:t xml:space="preserve">Yarn</w:t>
+      </w:r>
+      <w:r>
+        <w:t xml:space="preserve">, </w:t>
+      </w:r>
+      <w:r>
+        <w:rPr>
+          <w:b w:val="false"/>
+          <w:bCs w:val="false"/>
+        </w:rPr>
+        <w:t xml:space="preserve">Webpack</w:t>
+      </w:r>
+      <w:r>
+        <w:t xml:space="preserve">, </w:t>
+      </w:r>
+      <w:r>
+        <w:rPr>
+          <w:b w:val="false"/>
+          <w:bCs w:val="false"/>
+        </w:rPr>
+        <w:t xml:space="preserve">Cypress</w:t>
+      </w:r>
+      <w:r>
+        <w:t xml:space="preserve">, </w:t>
+      </w:r>
+      <w:r>
+        <w:rPr>
+          <w:b w:val="false"/>
+          <w:bCs w:val="false"/>
+        </w:rPr>
+        <w:t xml:space="preserve">Selenium</w:t>
+      </w:r>
+      <w:r>
+        <w:t xml:space="preserve">, </w:t>
+      </w:r>
+      <w:r>
+        <w:rPr>
+          <w:b w:val="false"/>
+          <w:bCs w:val="false"/>
+        </w:rPr>
+        <w:t xml:space="preserve">Gherkin</w:t>
+      </w:r>
+    </w:p>
+    <w:p>
+      <w:pPr>
+        <w:spacing w:after="20"/>
+      </w:pPr>
+      <w:r>
+        <w:rPr>
+          <w:b/>
+          <w:bCs/>
+        </w:rPr>
         <w:t xml:space="preserve">Tooling: </w:t>
       </w:r>
       <w:r>
@@ -559,6 +847,36 @@
         </w:rPr>
         <w:t xml:space="preserve">dbt</w:t>
       </w:r>
+      <w:r>
+        <w:t xml:space="preserve">, </w:t>
+      </w:r>
+      <w:r>
+        <w:rPr>
+          <w:b w:val="false"/>
+          <w:bCs w:val="false"/>
+        </w:rPr>
+        <w:t xml:space="preserve">Eclipse</w:t>
+      </w:r>
+      <w:r>
+        <w:t xml:space="preserve">, </w:t>
+      </w:r>
+      <w:r>
+        <w:rPr>
+          <w:b w:val="false"/>
+          <w:bCs w:val="false"/>
+        </w:rPr>
+        <w:t xml:space="preserve">Postman</w:t>
+      </w:r>
+      <w:r>
+        <w:t xml:space="preserve">, </w:t>
+      </w:r>
+      <w:r>
+        <w:rPr>
+          <w:b w:val="false"/>
+          <w:bCs w:val="false"/>
+        </w:rPr>
+        <w:t xml:space="preserve">Figma</w:t>
+      </w:r>
     </w:p>
     <w:p>
       <w:pPr>
@@ -597,6 +915,86 @@
           <w:bCs w:val="false"/>
         </w:rPr>
         <w:t xml:space="preserve">Google Cloud</w:t>
+      </w:r>
+      <w:r>
+        <w:t xml:space="preserve">, </w:t>
+      </w:r>
+      <w:r>
+        <w:rPr>
+          <w:b w:val="false"/>
+          <w:bCs w:val="false"/>
+        </w:rPr>
+        <w:t xml:space="preserve">AWS Lambda</w:t>
+      </w:r>
+      <w:r>
+        <w:t xml:space="preserve">, </w:t>
+      </w:r>
+      <w:r>
+        <w:rPr>
+          <w:b w:val="false"/>
+          <w:bCs w:val="false"/>
+        </w:rPr>
+        <w:t xml:space="preserve">EC2</w:t>
+      </w:r>
+      <w:r>
+        <w:t xml:space="preserve">, </w:t>
+      </w:r>
+      <w:r>
+        <w:rPr>
+          <w:b w:val="false"/>
+          <w:bCs w:val="false"/>
+        </w:rPr>
+        <w:t xml:space="preserve">S3</w:t>
+      </w:r>
+      <w:r>
+        <w:t xml:space="preserve">, </w:t>
+      </w:r>
+      <w:r>
+        <w:rPr>
+          <w:b w:val="false"/>
+          <w:bCs w:val="false"/>
+        </w:rPr>
+        <w:t xml:space="preserve">RDS</w:t>
+      </w:r>
+      <w:r>
+        <w:t xml:space="preserve">, </w:t>
+      </w:r>
+      <w:r>
+        <w:rPr>
+          <w:b w:val="false"/>
+          <w:bCs w:val="false"/>
+        </w:rPr>
+        <w:t xml:space="preserve">CloudFront</w:t>
+      </w:r>
+      <w:r>
+        <w:t xml:space="preserve">, </w:t>
+      </w:r>
+      <w:r>
+        <w:rPr>
+          <w:b w:val="false"/>
+          <w:bCs w:val="false"/>
+        </w:rPr>
+        <w:t xml:space="preserve">Amplify</w:t>
+      </w:r>
+      <w:r>
+        <w:t xml:space="preserve">, </w:t>
+      </w:r>
+      <w:r>
+        <w:rPr>
+          <w:b w:val="false"/>
+          <w:bCs w:val="false"/>
+        </w:rPr>
+        <w:t xml:space="preserve">Elastic Beanstalk</w:t>
+      </w:r>
+      <w:r>
+        <w:t xml:space="preserve">, </w:t>
+      </w:r>
+      <w:r>
+        <w:rPr>
+          <w:b w:val="false"/>
+          <w:bCs w:val="false"/>
+        </w:rPr>
+        <w:t xml:space="preserve">EventBridge</w:t>
       </w:r>
     </w:p>
     <w:p>
@@ -938,7 +1336,7 @@
         <w:spacing w:after="20"/>
       </w:pPr>
       <w:r>
-        <w:t xml:space="preserve">Modernized the platform from an AngularJS frontend and .NET Framework 4.5 API on Windows Server 2012 EC2 instances to React on AWS Amplify and a .NET 10 Minimal API on Elastic Beanstalk, with SQL Server moved to RDS and SQL Agent jobs replaced by EventBridge-triggered Lambda functions.</w:t>
+        <w:t xml:space="preserve">Modernized the platform from an AngularJS frontend and .NET Framework 4.5 API on Windows Server 2012 EC2 instances to React on AWS Amplify and a .NET 10 Minimal API on Elastic Beanstalk, with SQL Server moved to RDS and SQL Agent jobs replaced by EventBridge-triggered Lambda functions and cron jobs on a small Linux instance. Now migrating the database to PostgreSQL and moving the platform toward serverless.</w:t>
       </w:r>
     </w:p>
     <w:p>
@@ -986,7 +1384,7 @@
           <w:sz w:val="18"/>
           <w:szCs w:val="18"/>
         </w:rPr>
-        <w:t xml:space="preserve">.NET Framework 4.5 → .NET 10, AngularJS → React, AWS Amplify, Elastic Beanstalk, RDS for SQL Server, EventBridge + Lambda, CloudFront, Terraform</w:t>
+        <w:t xml:space="preserve">.NET Framework 4.5 → .NET 10, AngularJS → React, SQL Server → PostgreSQL (in progress), AWS Amplify, Elastic Beanstalk, RDS, EventBridge + Lambda, Linux (cron), CloudFront, Terraform</w:t>
       </w:r>
     </w:p>
     <w:p>

--- a/apps/web/public/downloads/lead/Ryan Jensen - Lead Software Engineer.docx
+++ b/apps/web/public/downloads/lead/Ryan Jensen - Lead Software Engineer.docx
@@ -53,7 +53,7 @@
         </w:rPr>
         <w:t xml:space="preserve"> · </w:t>
       </w:r>
-      <w:hyperlink w:history="1" r:id="rIdazkk9uylwsyvsizgqaxv3">
+      <w:hyperlink w:history="1" r:id="rIdzvpqbentkpcm3xauknutw">
         <w:r>
           <w:rPr>
             <w:color w:val="1F3A5F"/>
@@ -67,7 +67,7 @@
         </w:rPr>
         <w:t xml:space="preserve"> · </w:t>
       </w:r>
-      <w:hyperlink w:history="1" r:id="rIdjrncbryzvdl4aosch-7fc">
+      <w:hyperlink w:history="1" r:id="rIdkts_nggblfy4m4uusmzw3">
         <w:r>
           <w:rPr>
             <w:color w:val="1F3A5F"/>
@@ -81,7 +81,7 @@
         </w:rPr>
         <w:t xml:space="preserve"> · </w:t>
       </w:r>
-      <w:hyperlink w:history="1" r:id="rIdynfxrz2uknovvbqgl6c7g">
+      <w:hyperlink w:history="1" r:id="rIdqonfjpkzajevyif8g75qd">
         <w:r>
           <w:rPr>
             <w:color w:val="1F3A5F"/>
@@ -1122,7 +1122,7 @@
         <w:spacing w:after="40" w:before="0"/>
       </w:pPr>
       <w:r>
-        <w:t xml:space="preserve">Delivered software consulting across 4+ client engagements spanning financial services, insurance, identity management, and enterprise web platforms. Work covered full-stack development, technical delivery leadership, coaching, and generative AI.</w:t>
+        <w:t xml:space="preserve">Consultant across 4+ client engagements in financial services, insurance, identity management, and enterprise web, spanning full-stack development, delivery leadership, coaching, and generative AI.</w:t>
       </w:r>
     </w:p>
     <w:p>
@@ -1135,7 +1135,7 @@
         <w:spacing w:after="20"/>
       </w:pPr>
       <w:r>
-        <w:t xml:space="preserve">Led internationalization of a client's customer-facing portal and outgoing email system, adding full English/French support using Vue I18n and Thymeleaf on a Vue.js frontend and Java/Spring Boot backend, covering both web pages and email layouts.</w:t>
+        <w:t xml:space="preserve">Technical delivery lead for a data engineering engagement (SQL Server, Databricks, dbt), including project management and coaching.</w:t>
       </w:r>
     </w:p>
     <w:p>
@@ -1148,7 +1148,7 @@
         <w:spacing w:after="20"/>
       </w:pPr>
       <w:r>
-        <w:t xml:space="preserve">Served as technical delivery lead on a data engineering engagement using SQL Server, Databricks, and dbt, with project management and coaching responsibilities.</w:t>
+        <w:t xml:space="preserve">Led English/French internationalization of a client's customer portal and outgoing email (Vue I18n, Thymeleaf, Spring Boot).</w:t>
       </w:r>
     </w:p>
     <w:p>
@@ -1161,7 +1161,7 @@
         <w:spacing w:after="20"/>
       </w:pPr>
       <w:r>
-        <w:t xml:space="preserve">Bootstrapped a generative AI initiative using AWS Bedrock, Python, and Node.js.</w:t>
+        <w:t xml:space="preserve">Bootstrapped a generative AI initiative on AWS Bedrock.</w:t>
       </w:r>
     </w:p>
     <w:p>
@@ -1174,7 +1174,7 @@
         <w:spacing w:after="20"/>
       </w:pPr>
       <w:r>
-        <w:t xml:space="preserve">Ranked #1 interviewer at Source Allies for 2025 and the first half of 2026. Interviewed 30+ candidates; about 10 were hired and are still with the company.</w:t>
+        <w:t xml:space="preserve">Ranked #1 interviewer for 2025 and the first half of 2026, with 30+ interviews and ~10 hires still with the company.</w:t>
       </w:r>
     </w:p>
     <w:p>
@@ -1187,7 +1187,7 @@
         <w:spacing w:after="20"/>
       </w:pPr>
       <w:r>
-        <w:t xml:space="preserve">Mentored and taught the company's apprentices.</w:t>
+        <w:t xml:space="preserve">Mentor and teach the company's apprentices.</w:t>
       </w:r>
     </w:p>
     <w:p>
@@ -1200,7 +1200,84 @@
         <w:spacing w:after="20"/>
       </w:pPr>
       <w:r>
-        <w:t xml:space="preserve">Reworked the frontend of a high-traffic identity-management application, one of the client's most performant systems.</w:t>
+        <w:t xml:space="preserve">Reworked the frontend of a high-traffic identity-management application.</w:t>
+      </w:r>
+    </w:p>
+    <w:p>
+      <w:pPr>
+        <w:spacing w:after="0" w:before="40"/>
+      </w:pPr>
+      <w:r>
+        <w:rPr>
+          <w:b/>
+          <w:bCs/>
+          <w:sz w:val="18"/>
+          <w:szCs w:val="18"/>
+        </w:rPr>
+        <w:t xml:space="preserve">Technologies: </w:t>
+      </w:r>
+      <w:r>
+        <w:rPr>
+          <w:color w:val="555555"/>
+          <w:sz w:val="18"/>
+          <w:szCs w:val="18"/>
+        </w:rPr>
+        <w:t xml:space="preserve">Vue.js, React, Java, Spring Boot, GraphQL, C#, TypeScript, Python, Node.js, AWS Bedrock, Azure, SQL Server, Databricks, dbt</w:t>
+      </w:r>
+    </w:p>
+    <w:p>
+      <w:pPr>
+        <w:keepNext/>
+        <w:tabs>
+          <w:tab w:val="right" w:pos="10512"/>
+        </w:tabs>
+        <w:spacing w:after="0" w:before="110"/>
+      </w:pPr>
+      <w:r>
+        <w:rPr>
+          <w:b/>
+          <w:bCs/>
+        </w:rPr>
+        <w:t xml:space="preserve">Fractional CTO</w:t>
+      </w:r>
+      <w:r>
+        <w:rPr>
+          <w:b/>
+          <w:bCs/>
+          <w:color w:val="1F3A5F"/>
+        </w:rPr>
+        <w:t xml:space="preserve">  |  Patient Preferred Financial Services</w:t>
+      </w:r>
+      <w:r>
+        <w:rPr>
+          <w:color w:val="555555"/>
+        </w:rPr>
+        <w:tab/>
+        <w:t xml:space="preserve">November 2021 – Present</w:t>
+      </w:r>
+    </w:p>
+    <w:p>
+      <w:pPr>
+        <w:keepNext/>
+        <w:spacing w:after="40"/>
+      </w:pPr>
+      <w:r>
+        <w:rPr>
+          <w:i/>
+          <w:iCs/>
+          <w:color w:val="555555"/>
+          <w:sz w:val="18"/>
+          <w:szCs w:val="18"/>
+        </w:rPr>
+        <w:t xml:space="preserve">Remote</w:t>
+      </w:r>
+    </w:p>
+    <w:p>
+      <w:pPr>
+        <w:spacing w:after="40" w:before="0"/>
+      </w:pPr>
+      <w:r>
+        <w:t xml:space="preserve">Took over a clinic payment and patient-management platform from a larger development team and run it solo, reporting to leadership. Own technology strategy, budget, vendor relationships (DataX, ACHeck, Web.com), and security and compliance.</w:t>
       </w:r>
     </w:p>
     <w:p>
@@ -1213,7 +1290,33 @@
         <w:spacing w:after="20"/>
       </w:pPr>
       <w:r>
-        <w:t xml:space="preserve">Contributed across engagements as needed in delivery, strategy development, product management, UX/UI, and business analysis.</w:t>
+        <w:t xml:space="preserve">Cut monthly AWS costs ~91% (~$1,400 → ~$120) over three years while improving availability, stability, and speed.</w:t>
+      </w:r>
+    </w:p>
+    <w:p>
+      <w:pPr>
+        <w:pStyle w:val="ListParagraph"/>
+        <w:numPr>
+          <w:ilvl w:val="0"/>
+          <w:numId w:val="2"/>
+        </w:numPr>
+        <w:spacing w:after="20"/>
+      </w:pPr>
+      <w:r>
+        <w:t xml:space="preserve">Modernized the platform from an AngularJS frontend, .NET Framework API, and SQL Server with SQL Jobs on Windows Server 2012 EC2 instances to SSR Next.js on AWS via OpenNext, modern .NET Minimal APIs on AWS Lambda, PostgreSQL on AWS RDS, and crontab on a nano Linux instance.</w:t>
+      </w:r>
+    </w:p>
+    <w:p>
+      <w:pPr>
+        <w:pStyle w:val="ListParagraph"/>
+        <w:numPr>
+          <w:ilvl w:val="0"/>
+          <w:numId w:val="2"/>
+        </w:numPr>
+        <w:spacing w:after="20"/>
+      </w:pPr>
+      <w:r>
+        <w:t xml:space="preserve">Built resiliency and fallback plans into critical third-party integrations, including ACH payments.</w:t>
       </w:r>
     </w:p>
     <w:p>
@@ -1235,7 +1338,22 @@
           <w:sz w:val="18"/>
           <w:szCs w:val="18"/>
         </w:rPr>
-        <w:t xml:space="preserve">Vue.js, React, Java, Spring Boot, GraphQL, C#, TypeScript, Python, Node.js, AWS, AWS Bedrock, Azure, SQL Server, Databricks, dbt</w:t>
+        <w:t xml:space="preserve">.NET Framework 4.5 → .NET 10, AngularJS → Next.js, SQL Server → PostgreSQL, EC2 → CloudFront + Lambda + OpenNext, SQL Jobs → Linux (crontab), Terraform</w:t>
+      </w:r>
+    </w:p>
+    <w:p>
+      <w:pPr>
+        <w:spacing w:after="0" w:before="20"/>
+      </w:pPr>
+      <w:r>
+        <w:rPr>
+          <w:i/>
+          <w:iCs/>
+          <w:color w:val="555555"/>
+          <w:sz w:val="18"/>
+          <w:szCs w:val="18"/>
+        </w:rPr>
+        <w:t xml:space="preserve">Currently part-time, supporting new feature requests and regular software updates.</w:t>
       </w:r>
     </w:p>
     <w:p>
@@ -1251,7 +1369,7 @@
           <w:b/>
           <w:bCs/>
         </w:rPr>
-        <w:t xml:space="preserve">Fractional CTO</w:t>
+        <w:t xml:space="preserve">Contract Senior Software Engineer</w:t>
       </w:r>
       <w:r>
         <w:rPr>
@@ -1259,14 +1377,14 @@
           <w:bCs/>
           <w:color w:val="1F3A5F"/>
         </w:rPr>
-        <w:t xml:space="preserve">  |  Patient Preferred Financial Services</w:t>
+        <w:t xml:space="preserve">  |  Principal Financial Group</w:t>
       </w:r>
       <w:r>
         <w:rPr>
           <w:color w:val="555555"/>
         </w:rPr>
         <w:tab/>
-        <w:t xml:space="preserve">November 2021 – Present</w:t>
+        <w:t xml:space="preserve">June 2024 – December 2024</w:t>
       </w:r>
     </w:p>
     <w:p>
@@ -1282,7 +1400,7 @@
           <w:sz w:val="18"/>
           <w:szCs w:val="18"/>
         </w:rPr>
-        <w:t xml:space="preserve">Remote</w:t>
+        <w:t xml:space="preserve">Des Moines, IA (Remote)</w:t>
       </w:r>
     </w:p>
     <w:p>
@@ -1290,7 +1408,7 @@
         <w:spacing w:after="40" w:before="0"/>
       </w:pPr>
       <w:r>
-        <w:t xml:space="preserve">The company's sole developer and IT person for its clinic payment and patient management platform, inherited from a larger development team. Report directly to leadership and own technology strategy and roadmap, budget and vendor selection, and security and compliance. Partner closely with teams at the company's software vendors, including DataX, ACHeck, and Web.com.</w:t>
+        <w:t xml:space="preserve">Modernized legacy .NET applications and the pipelines that ship them.</w:t>
       </w:r>
     </w:p>
     <w:p>
@@ -1303,7 +1421,7 @@
         <w:spacing w:after="20"/>
       </w:pPr>
       <w:r>
-        <w:t xml:space="preserve">Cut monthly AWS costs ~91%, from ~$1,400 to ~$120, over three years of incremental modernization with Terraform, CloudFront path-based routing, and right-sized infrastructure, while improving availability, stability, and speed.</w:t>
+        <w:t xml:space="preserve">Set up CI/CD in GitHub Actions and supported on-prem-to-AWS migrations using Lambda and SNS.</w:t>
       </w:r>
     </w:p>
     <w:p>
@@ -1316,7 +1434,62 @@
         <w:spacing w:after="20"/>
       </w:pPr>
       <w:r>
-        <w:t xml:space="preserve">Modernized the platform from an AngularJS frontend, .NET Framework API, and SQL Server with SQL Jobs on Windows Server 2012 EC2 instances to SSR Next.js on AWS via OpenNext, modern .NET Minimal APIs on AWS Lambda, PostgreSQL on AWS RDS, and crontab on a nano Linux instance.</w:t>
+        <w:t xml:space="preserve">Cut build times in existing pipelines by 80%+, tightening developer feedback loops.</w:t>
+      </w:r>
+    </w:p>
+    <w:p>
+      <w:pPr>
+        <w:keepNext/>
+        <w:tabs>
+          <w:tab w:val="right" w:pos="10512"/>
+        </w:tabs>
+        <w:spacing w:after="0" w:before="110"/>
+      </w:pPr>
+      <w:r>
+        <w:rPr>
+          <w:b/>
+          <w:bCs/>
+        </w:rPr>
+        <w:t xml:space="preserve">Software Engineer 3</w:t>
+      </w:r>
+      <w:r>
+        <w:rPr>
+          <w:b/>
+          <w:bCs/>
+          <w:color w:val="1F3A5F"/>
+        </w:rPr>
+        <w:t xml:space="preserve">  |  Wellabe, Inc.</w:t>
+      </w:r>
+      <w:r>
+        <w:rPr>
+          <w:color w:val="555555"/>
+        </w:rPr>
+        <w:tab/>
+        <w:t xml:space="preserve">July 2022 – June 2024</w:t>
+      </w:r>
+    </w:p>
+    <w:p>
+      <w:pPr>
+        <w:keepNext/>
+        <w:spacing w:after="40"/>
+      </w:pPr>
+      <w:r>
+        <w:rPr>
+          <w:i/>
+          <w:iCs/>
+          <w:color w:val="555555"/>
+          <w:sz w:val="18"/>
+          <w:szCs w:val="18"/>
+        </w:rPr>
+        <w:t xml:space="preserve">Des Moines, IA</w:t>
+      </w:r>
+    </w:p>
+    <w:p>
+      <w:pPr>
+        <w:spacing w:after="40" w:before="0"/>
+      </w:pPr>
+      <w:r>
+        <w:t xml:space="preserve">Led small teams modernizing the company's software and unifying its tech stack.</w:t>
       </w:r>
     </w:p>
     <w:p>
@@ -1329,7 +1502,7 @@
         <w:spacing w:after="20"/>
       </w:pPr>
       <w:r>
-        <w:t xml:space="preserve">Integrated third-party software offerings with resiliency and fallback plans for critical processes, including ACH payment processing.</w:t>
+        <w:t xml:space="preserve">Migrated WPF desktop apps to Blazor web apps and improved the performance of legacy software.</w:t>
       </w:r>
     </w:p>
     <w:p>
@@ -1342,44 +1515,46 @@
         <w:spacing w:after="20"/>
       </w:pPr>
       <w:r>
-        <w:t xml:space="preserve">Handle everything from patient onboarding and document signing to customer support and keeping the lights on.</w:t>
-      </w:r>
-    </w:p>
-    <w:p>
-      <w:pPr>
-        <w:spacing w:after="0" w:before="40"/>
-      </w:pPr>
-      <w:r>
-        <w:rPr>
-          <w:b/>
-          <w:bCs/>
-          <w:sz w:val="18"/>
-          <w:szCs w:val="18"/>
-        </w:rPr>
-        <w:t xml:space="preserve">Technologies: </w:t>
-      </w:r>
-      <w:r>
-        <w:rPr>
-          <w:color w:val="555555"/>
-          <w:sz w:val="18"/>
-          <w:szCs w:val="18"/>
-        </w:rPr>
-        <w:t xml:space="preserve">.NET Framework 4.5 → .NET 10, AngularJS → Next.js, SQL Server → PostgreSQL, EC2 → CloudFront + Lambda + OpenNext, SQL Jobs → Linux (crontab), Terraform</w:t>
-      </w:r>
-    </w:p>
-    <w:p>
-      <w:pPr>
-        <w:spacing w:after="0" w:before="20"/>
-      </w:pPr>
-      <w:r>
-        <w:rPr>
-          <w:i/>
-          <w:iCs/>
-          <w:color w:val="555555"/>
-          <w:sz w:val="18"/>
-          <w:szCs w:val="18"/>
-        </w:rPr>
-        <w:t xml:space="preserve">Currently part-time, supporting new feature requests and regular software updates.</w:t>
+        <w:t xml:space="preserve">Reengineered CI/CD to increase developer throughput and added test-coverage requirements.</w:t>
+      </w:r>
+    </w:p>
+    <w:p>
+      <w:pPr>
+        <w:pStyle w:val="ListParagraph"/>
+        <w:numPr>
+          <w:ilvl w:val="0"/>
+          <w:numId w:val="2"/>
+        </w:numPr>
+        <w:spacing w:after="20"/>
+      </w:pPr>
+      <w:r>
+        <w:t xml:space="preserve">Led the team that owned the company's main revenue-generating product, training and supporting every engineer on it.</w:t>
+      </w:r>
+    </w:p>
+    <w:p>
+      <w:pPr>
+        <w:pStyle w:val="ListParagraph"/>
+        <w:numPr>
+          <w:ilvl w:val="0"/>
+          <w:numId w:val="2"/>
+        </w:numPr>
+        <w:spacing w:after="20"/>
+      </w:pPr>
+      <w:r>
+        <w:t xml:space="preserve">Mentored 7 junior and mid-level engineers and paired with each intern for their entire internship.</w:t>
+      </w:r>
+    </w:p>
+    <w:p>
+      <w:pPr>
+        <w:pStyle w:val="ListParagraph"/>
+        <w:numPr>
+          <w:ilvl w:val="0"/>
+          <w:numId w:val="2"/>
+        </w:numPr>
+        <w:spacing w:after="20"/>
+      </w:pPr>
+      <w:r>
+        <w:t xml:space="preserve">Improved business-critical daily batch programs and built a department wiki to centralize documentation.</w:t>
       </w:r>
     </w:p>
     <w:p>
@@ -1395,7 +1570,7 @@
           <w:b/>
           <w:bCs/>
         </w:rPr>
-        <w:t xml:space="preserve">Contract Senior Software Engineer</w:t>
+        <w:t xml:space="preserve">Contract Senior Software Developer</w:t>
       </w:r>
       <w:r>
         <w:rPr>
@@ -1403,14 +1578,14 @@
           <w:bCs/>
           <w:color w:val="1F3A5F"/>
         </w:rPr>
-        <w:t xml:space="preserve">  |  Principal Financial Group</w:t>
+        <w:t xml:space="preserve">  |  Far Reach Inc.</w:t>
       </w:r>
       <w:r>
         <w:rPr>
           <w:color w:val="555555"/>
         </w:rPr>
         <w:tab/>
-        <w:t xml:space="preserve">June 2024 – December 2024</w:t>
+        <w:t xml:space="preserve">March 2022 – June 2022</w:t>
       </w:r>
     </w:p>
     <w:p>
@@ -1426,7 +1601,7 @@
           <w:sz w:val="18"/>
           <w:szCs w:val="18"/>
         </w:rPr>
-        <w:t xml:space="preserve">Des Moines, IA (Remote)</w:t>
+        <w:t xml:space="preserve">Contract via Modis</w:t>
       </w:r>
     </w:p>
     <w:p>
@@ -1434,7 +1609,7 @@
         <w:spacing w:after="40" w:before="0"/>
       </w:pPr>
       <w:r>
-        <w:t xml:space="preserve">Upgraded legacy .NET applications and set up CI/CD pipelines using GitHub Actions. Supported the team on migrations from on-prem to AWS, including Lambda for serverless applications and SNS for pub/sub messaging. Reduced build times in existing pipelines by at least 80% to improve developer experience and tighten feedback loops.</w:t>
+        <w:t xml:space="preserve">Built full-stack features for a homegrown ERP system with Angular, RxJS, .NET, and SQL Server on Azure, using ASP.NET Boilerplate, PrimeNG, and Bootstrap.</w:t>
       </w:r>
     </w:p>
     <w:p>
@@ -1450,7 +1625,7 @@
           <w:b/>
           <w:bCs/>
         </w:rPr>
-        <w:t xml:space="preserve">Software Engineer 3</w:t>
+        <w:t xml:space="preserve">Software Engineer</w:t>
       </w:r>
       <w:r>
         <w:rPr>
@@ -1458,38 +1633,22 @@
           <w:bCs/>
           <w:color w:val="1F3A5F"/>
         </w:rPr>
-        <w:t xml:space="preserve">  |  Wellabe, Inc.</w:t>
+        <w:t xml:space="preserve">  |  Hy-Vee, Inc.</w:t>
       </w:r>
       <w:r>
         <w:rPr>
           <w:color w:val="555555"/>
         </w:rPr>
         <w:tab/>
-        <w:t xml:space="preserve">July 2022 – June 2024</w:t>
-      </w:r>
-    </w:p>
-    <w:p>
-      <w:pPr>
-        <w:keepNext/>
-        <w:spacing w:after="40"/>
-      </w:pPr>
-      <w:r>
-        <w:rPr>
-          <w:i/>
-          <w:iCs/>
-          <w:color w:val="555555"/>
-          <w:sz w:val="18"/>
-          <w:szCs w:val="18"/>
-        </w:rPr>
-        <w:t xml:space="preserve">Des Moines, IA</w:t>
-      </w:r>
-    </w:p>
-    <w:p>
-      <w:pPr>
-        <w:spacing w:after="40" w:before="0"/>
-      </w:pPr>
-      <w:r>
-        <w:t xml:space="preserve">Led several small teams rewriting parts or all of applications to unify the company tech stack, adopt modern frameworks and tooling, and optimize the performance of legacy software. Migrated older WPF desktop apps to Blazor web apps. Supported and improved daily business-critical batch programs. Reengineered CI/CD processes to increase developer throughput and added requirements to encourage test coverage. Built a department wiki to centralize company, department, and team documentation. Served as senior engineering mentor to 7 junior and mid-level engineers.</w:t>
+        <w:t xml:space="preserve">October 2019 – March 2022</w:t>
+      </w:r>
+    </w:p>
+    <w:p>
+      <w:pPr>
+        <w:spacing w:after="40" w:before="40"/>
+      </w:pPr>
+      <w:r>
+        <w:t xml:space="preserve">Worked across legacy .NET and WinForms applications and greenfield React, Kotlin, Spring Boot, Ktor, and GraphQL services, federated with Apollo on Google Cloud.</w:t>
       </w:r>
     </w:p>
     <w:p>
@@ -1502,7 +1661,7 @@
         <w:spacing w:after="20"/>
       </w:pPr>
       <w:r>
-        <w:t xml:space="preserve">Led the team that owned the company's main revenue-generating software product, delivering features on request.</w:t>
+        <w:t xml:space="preserve">Helped build a Tax API on a task force, managing product tax values for 450+ grocery and convenience stores and publishing updates to every store over pub/sub.</w:t>
       </w:r>
     </w:p>
     <w:p>
@@ -1515,7 +1674,33 @@
         <w:spacing w:after="20"/>
       </w:pPr>
       <w:r>
-        <w:t xml:space="preserve">Responsible for every engineer on the team: trained them, answered their questions, and paired with each intern for their entire internship.</w:t>
+        <w:t xml:space="preserve">Seeded new stores with millions of tax records in batches, with a check after each batch that every item was accounted for.</w:t>
+      </w:r>
+    </w:p>
+    <w:p>
+      <w:pPr>
+        <w:pStyle w:val="ListParagraph"/>
+        <w:numPr>
+          <w:ilvl w:val="0"/>
+          <w:numId w:val="2"/>
+        </w:numPr>
+        <w:spacing w:after="20"/>
+      </w:pPr>
+      <w:r>
+        <w:t xml:space="preserve">Led the move of widely used shared libraries from a file share to GitHub, with CI/CD, artifact storage, and automated tests.</w:t>
+      </w:r>
+    </w:p>
+    <w:p>
+      <w:pPr>
+        <w:pStyle w:val="ListParagraph"/>
+        <w:numPr>
+          <w:ilvl w:val="0"/>
+          <w:numId w:val="2"/>
+        </w:numPr>
+        <w:spacing w:after="20"/>
+      </w:pPr>
+      <w:r>
+        <w:t xml:space="preserve">Cut CI/CD build times by 50%+.</w:t>
       </w:r>
     </w:p>
     <w:p>
@@ -1531,7 +1716,7 @@
           <w:b/>
           <w:bCs/>
         </w:rPr>
-        <w:t xml:space="preserve">Contract Senior Software Developer</w:t>
+        <w:t xml:space="preserve">Software Developer</w:t>
       </w:r>
       <w:r>
         <w:rPr>
@@ -1539,14 +1724,14 @@
           <w:bCs/>
           <w:color w:val="1F3A5F"/>
         </w:rPr>
-        <w:t xml:space="preserve">  |  Far Reach Inc.</w:t>
+        <w:t xml:space="preserve">  |  Stine Seed, Inc.</w:t>
       </w:r>
       <w:r>
         <w:rPr>
           <w:color w:val="555555"/>
         </w:rPr>
         <w:tab/>
-        <w:t xml:space="preserve">March 2022 – June 2022</w:t>
+        <w:t xml:space="preserve">May 2019 – October 2019</w:t>
       </w:r>
     </w:p>
     <w:p>
@@ -1562,7 +1747,7 @@
           <w:sz w:val="18"/>
           <w:szCs w:val="18"/>
         </w:rPr>
-        <w:t xml:space="preserve">Contract via Modis</w:t>
+        <w:t xml:space="preserve">Dallas Center, IA</w:t>
       </w:r>
     </w:p>
     <w:p>
@@ -1570,7 +1755,7 @@
         <w:spacing w:after="40" w:before="0"/>
       </w:pPr>
       <w:r>
-        <w:t xml:space="preserve">Consulted on a homegrown ERP system. Implemented full-stack features and changes using Angular, RxJS, .NET, and SQL Server on a hosted Azure instance. Accelerated development using ASP.NET Boilerplate, PrimeNG, and Bootstrap.</w:t>
+        <w:t xml:space="preserve">Built features for employee portals that manage seed production, packaging, and sales (Angular, .NET Core), set up CI/CD in Azure DevOps, and kept a tight feedback loop with users.</w:t>
       </w:r>
     </w:p>
     <w:p>
@@ -1586,7 +1771,7 @@
           <w:b/>
           <w:bCs/>
         </w:rPr>
-        <w:t xml:space="preserve">Software Engineer</w:t>
+        <w:t xml:space="preserve">Associate .NET Developer</w:t>
       </w:r>
       <w:r>
         <w:rPr>
@@ -1594,92 +1779,14 @@
           <w:bCs/>
           <w:color w:val="1F3A5F"/>
         </w:rPr>
-        <w:t xml:space="preserve">  |  Hy-Vee, Inc.</w:t>
+        <w:t xml:space="preserve">  |  Brownells, Inc.</w:t>
       </w:r>
       <w:r>
         <w:rPr>
           <w:color w:val="555555"/>
         </w:rPr>
         <w:tab/>
-        <w:t xml:space="preserve">October 2019 – March 2022</w:t>
-      </w:r>
-    </w:p>
-    <w:p>
-      <w:pPr>
-        <w:spacing w:after="40" w:before="40"/>
-      </w:pPr>
-      <w:r>
-        <w:t xml:space="preserve">Led an effort to migrate widely used code libraries from a file share to a GitHub repository with a full CI/CD pipeline, cloud artifact storage, and automated test suites. Leveraged existing CI/CD technologies to cut pipeline build times by at least 50%. Legacy applications were primarily .NET (mixed C# and VB) with WinForms frontends. Greenfield applications were built with React and RxJS on a backend of Kotlin, Spring Boot, Ktor, and GraphQL, federated into a supergraph with Apollo Federation and hosted on Google Cloud.</w:t>
-      </w:r>
-    </w:p>
-    <w:p>
-      <w:pPr>
-        <w:pStyle w:val="ListParagraph"/>
-        <w:numPr>
-          <w:ilvl w:val="0"/>
-          <w:numId w:val="2"/>
-        </w:numPr>
-        <w:spacing w:after="20"/>
-      </w:pPr>
-      <w:r>
-        <w:t xml:space="preserve">Served on a task force that built a Tax API to manage tax values for retail products at every Hy-Vee location (roughly 280 grocery stores and 175 convenience stores at the time).</w:t>
-      </w:r>
-    </w:p>
-    <w:p>
-      <w:pPr>
-        <w:pStyle w:val="ListParagraph"/>
-        <w:numPr>
-          <w:ilvl w:val="0"/>
-          <w:numId w:val="2"/>
-        </w:numPr>
-        <w:spacing w:after="20"/>
-      </w:pPr>
-      <w:r>
-        <w:t xml:space="preserve">Solved the problem of loading millions of tax records onto the servers of newly built stores: data went out in batches, with a check after each batch to confirm every item was accounted for.</w:t>
-      </w:r>
-    </w:p>
-    <w:p>
-      <w:pPr>
-        <w:pStyle w:val="ListParagraph"/>
-        <w:numPr>
-          <w:ilvl w:val="0"/>
-          <w:numId w:val="2"/>
-        </w:numPr>
-        <w:spacing w:after="20"/>
-      </w:pPr>
-      <w:r>
-        <w:t xml:space="preserve">Used a pub/sub architecture to release new tax values to all stores.</w:t>
-      </w:r>
-    </w:p>
-    <w:p>
-      <w:pPr>
-        <w:keepNext/>
-        <w:tabs>
-          <w:tab w:val="right" w:pos="10512"/>
-        </w:tabs>
-        <w:spacing w:after="0" w:before="110"/>
-      </w:pPr>
-      <w:r>
-        <w:rPr>
-          <w:b/>
-          <w:bCs/>
-        </w:rPr>
-        <w:t xml:space="preserve">Software Developer</w:t>
-      </w:r>
-      <w:r>
-        <w:rPr>
-          <w:b/>
-          <w:bCs/>
-          <w:color w:val="1F3A5F"/>
-        </w:rPr>
-        <w:t xml:space="preserve">  |  Stine Seed, Inc.</w:t>
-      </w:r>
-      <w:r>
-        <w:rPr>
-          <w:color w:val="555555"/>
-        </w:rPr>
-        <w:tab/>
-        <w:t xml:space="preserve">May 2019 – October 2019</w:t>
+        <w:t xml:space="preserve">January 2018 – April 2019</w:t>
       </w:r>
     </w:p>
     <w:p>
@@ -1695,7 +1802,7 @@
           <w:sz w:val="18"/>
           <w:szCs w:val="18"/>
         </w:rPr>
-        <w:t xml:space="preserve">Dallas Center, IA</w:t>
+        <w:t xml:space="preserve">Grinnell, IA</w:t>
       </w:r>
     </w:p>
     <w:p>
@@ -1703,62 +1810,7 @@
         <w:spacing w:after="40" w:before="0"/>
       </w:pPr>
       <w:r>
-        <w:t xml:space="preserve">Developed features for employee-facing portals used to manage seed production, packaging, and sales. Maintained a tight feedback loop with users as implementations were deployed and tested. Used Angular for the frontend and .NET Core for the backend, with CI/CD handled through custom Azure DevOps processes I built.</w:t>
-      </w:r>
-    </w:p>
-    <w:p>
-      <w:pPr>
-        <w:keepNext/>
-        <w:tabs>
-          <w:tab w:val="right" w:pos="10512"/>
-        </w:tabs>
-        <w:spacing w:after="0" w:before="110"/>
-      </w:pPr>
-      <w:r>
-        <w:rPr>
-          <w:b/>
-          <w:bCs/>
-        </w:rPr>
-        <w:t xml:space="preserve">Associate .NET Developer</w:t>
-      </w:r>
-      <w:r>
-        <w:rPr>
-          <w:b/>
-          <w:bCs/>
-          <w:color w:val="1F3A5F"/>
-        </w:rPr>
-        <w:t xml:space="preserve">  |  Brownells, Inc.</w:t>
-      </w:r>
-      <w:r>
-        <w:rPr>
-          <w:color w:val="555555"/>
-        </w:rPr>
-        <w:tab/>
-        <w:t xml:space="preserve">January 2018 – April 2019</w:t>
-      </w:r>
-    </w:p>
-    <w:p>
-      <w:pPr>
-        <w:keepNext/>
-        <w:spacing w:after="40"/>
-      </w:pPr>
-      <w:r>
-        <w:rPr>
-          <w:i/>
-          <w:iCs/>
-          <w:color w:val="555555"/>
-          <w:sz w:val="18"/>
-          <w:szCs w:val="18"/>
-        </w:rPr>
-        <w:t xml:space="preserve">Grinnell, IA</w:t>
-      </w:r>
-    </w:p>
-    <w:p>
-      <w:pPr>
-        <w:spacing w:after="40" w:before="0"/>
-      </w:pPr>
-      <w:r>
-        <w:t xml:space="preserve">Integrated a new third-party ERP offering with existing WMS and POS systems. Constructed message pathways and failover processes in a pub/sub architecture between all systems. The frontend was built with Razor Pages, jQuery, AJAX, and Bootstrap; the backend used .NET Framework ASP.NET APIs, with a message bus built on IBM MQ.</w:t>
+        <w:t xml:space="preserve">Integrated a new third-party ERP with existing WMS and POS systems, building pub/sub message pathways and failover on IBM MQ, with a Razor Pages, jQuery, and Bootstrap frontend on .NET Framework APIs.</w:t>
       </w:r>
     </w:p>
     <w:p>

--- a/apps/web/public/downloads/lead/Ryan Jensen - Lead Software Engineer.docx
+++ b/apps/web/public/downloads/lead/Ryan Jensen - Lead Software Engineer.docx
@@ -53,7 +53,7 @@
         </w:rPr>
         <w:t xml:space="preserve"> · </w:t>
       </w:r>
-      <w:hyperlink w:history="1" r:id="rIdekimqcynnfdirij6vegvp">
+      <w:hyperlink w:history="1" r:id="rIdazkk9uylwsyvsizgqaxv3">
         <w:r>
           <w:rPr>
             <w:color w:val="1F3A5F"/>
@@ -67,7 +67,7 @@
         </w:rPr>
         <w:t xml:space="preserve"> · </w:t>
       </w:r>
-      <w:hyperlink w:history="1" r:id="rId_rpg65x71qvi0jotiwsny">
+      <w:hyperlink w:history="1" r:id="rIdjrncbryzvdl4aosch-7fc">
         <w:r>
           <w:rPr>
             <w:color w:val="1F3A5F"/>
@@ -81,7 +81,7 @@
         </w:rPr>
         <w:t xml:space="preserve"> · </w:t>
       </w:r>
-      <w:hyperlink w:history="1" r:id="rIdd2p23xt6jit6emttsdmka">
+      <w:hyperlink w:history="1" r:id="rIdynfxrz2uknovvbqgl6c7g">
         <w:r>
           <w:rPr>
             <w:color w:val="1F3A5F"/>
@@ -924,16 +924,6 @@
           <w:b w:val="false"/>
           <w:bCs w:val="false"/>
         </w:rPr>
-        <w:t xml:space="preserve">AWS Lambda</w:t>
-      </w:r>
-      <w:r>
-        <w:t xml:space="preserve">, </w:t>
-      </w:r>
-      <w:r>
-        <w:rPr>
-          <w:b w:val="false"/>
-          <w:bCs w:val="false"/>
-        </w:rPr>
         <w:t xml:space="preserve">EC2</w:t>
       </w:r>
       <w:r>
@@ -974,27 +964,17 @@
           <w:b w:val="false"/>
           <w:bCs w:val="false"/>
         </w:rPr>
-        <w:t xml:space="preserve">Amplify</w:t>
-      </w:r>
-      <w:r>
-        <w:t xml:space="preserve">, </w:t>
-      </w:r>
-      <w:r>
-        <w:rPr>
-          <w:b w:val="false"/>
-          <w:bCs w:val="false"/>
-        </w:rPr>
-        <w:t xml:space="preserve">Elastic Beanstalk</w:t>
-      </w:r>
-      <w:r>
-        <w:t xml:space="preserve">, </w:t>
-      </w:r>
-      <w:r>
-        <w:rPr>
-          <w:b w:val="false"/>
-          <w:bCs w:val="false"/>
-        </w:rPr>
-        <w:t xml:space="preserve">EventBridge</w:t>
+        <w:t xml:space="preserve">Lambda</w:t>
+      </w:r>
+      <w:r>
+        <w:t xml:space="preserve">, </w:t>
+      </w:r>
+      <w:r>
+        <w:rPr>
+          <w:b w:val="false"/>
+          <w:bCs w:val="false"/>
+        </w:rPr>
+        <w:t xml:space="preserve">OpenNext</w:t>
       </w:r>
     </w:p>
     <w:p>
@@ -1336,7 +1316,7 @@
         <w:spacing w:after="20"/>
       </w:pPr>
       <w:r>
-        <w:t xml:space="preserve">Modernized the platform from an AngularJS frontend and .NET Framework 4.5 API on Windows Server 2012 EC2 instances to React on AWS Amplify and a .NET 10 Minimal API on Elastic Beanstalk, with SQL Server moved to RDS and SQL Agent jobs replaced by EventBridge-triggered Lambda functions and cron jobs on a small Linux instance. Now migrating the database to PostgreSQL and moving the platform toward serverless.</w:t>
+        <w:t xml:space="preserve">Modernized the platform from an AngularJS frontend, .NET Framework API, and SQL Server with SQL Jobs on Windows Server 2012 EC2 instances to SSR Next.js on AWS via OpenNext, modern .NET Minimal APIs on AWS Lambda, PostgreSQL on AWS RDS, and crontab on a nano Linux instance.</w:t>
       </w:r>
     </w:p>
     <w:p>
@@ -1384,7 +1364,7 @@
           <w:sz w:val="18"/>
           <w:szCs w:val="18"/>
         </w:rPr>
-        <w:t xml:space="preserve">.NET Framework 4.5 → .NET 10, AngularJS → React, SQL Server → PostgreSQL (in progress), AWS Amplify, Elastic Beanstalk, RDS, EventBridge + Lambda, Linux (cron), CloudFront, Terraform</w:t>
+        <w:t xml:space="preserve">.NET Framework 4.5 → .NET 10, AngularJS → Next.js, SQL Server → PostgreSQL, EC2 → CloudFront + Lambda + OpenNext, SQL Jobs → Linux (crontab), Terraform</w:t>
       </w:r>
     </w:p>
     <w:p>

--- a/apps/web/public/downloads/lead/Ryan Jensen - Lead Software Engineer.docx
+++ b/apps/web/public/downloads/lead/Ryan Jensen - Lead Software Engineer.docx
@@ -53,7 +53,7 @@
         </w:rPr>
         <w:t xml:space="preserve"> · </w:t>
       </w:r>
-      <w:hyperlink w:history="1" r:id="rIdzvpqbentkpcm3xauknutw">
+      <w:hyperlink w:history="1" r:id="rIdymsebxwdlmormx8wbswy1">
         <w:r>
           <w:rPr>
             <w:color w:val="1F3A5F"/>
@@ -67,7 +67,7 @@
         </w:rPr>
         <w:t xml:space="preserve"> · </w:t>
       </w:r>
-      <w:hyperlink w:history="1" r:id="rIdkts_nggblfy4m4uusmzw3">
+      <w:hyperlink w:history="1" r:id="rIdfsrtkw-vyhgytg9gxhvbm">
         <w:r>
           <w:rPr>
             <w:color w:val="1F3A5F"/>
@@ -81,7 +81,7 @@
         </w:rPr>
         <w:t xml:space="preserve"> · </w:t>
       </w:r>
-      <w:hyperlink w:history="1" r:id="rIdqonfjpkzajevyif8g75qd">
+      <w:hyperlink w:history="1" r:id="rIdy0a7ymjdju3cqeiin8p40">
         <w:r>
           <w:rPr>
             <w:color w:val="1F3A5F"/>
@@ -1038,6 +1038,65 @@
     </w:p>
     <w:p>
       <w:pPr>
+        <w:spacing w:after="20"/>
+      </w:pPr>
+      <w:r>
+        <w:rPr>
+          <w:b/>
+          <w:bCs/>
+        </w:rPr>
+        <w:t xml:space="preserve">Leadership: </w:t>
+      </w:r>
+      <w:r>
+        <w:rPr>
+          <w:b w:val="false"/>
+          <w:bCs w:val="false"/>
+        </w:rPr>
+        <w:t xml:space="preserve">Hiring &amp; interviewing</w:t>
+      </w:r>
+      <w:r>
+        <w:t xml:space="preserve">, </w:t>
+      </w:r>
+      <w:r>
+        <w:rPr>
+          <w:b w:val="false"/>
+          <w:bCs w:val="false"/>
+        </w:rPr>
+        <w:t xml:space="preserve">Mentoring &amp; coaching</w:t>
+      </w:r>
+      <w:r>
+        <w:t xml:space="preserve">, </w:t>
+      </w:r>
+      <w:r>
+        <w:rPr>
+          <w:b w:val="false"/>
+          <w:bCs w:val="false"/>
+        </w:rPr>
+        <w:t xml:space="preserve">Technical delivery leadership</w:t>
+      </w:r>
+      <w:r>
+        <w:t xml:space="preserve">, </w:t>
+      </w:r>
+      <w:r>
+        <w:rPr>
+          <w:b w:val="false"/>
+          <w:bCs w:val="false"/>
+        </w:rPr>
+        <w:t xml:space="preserve">Vendor management</w:t>
+      </w:r>
+      <w:r>
+        <w:t xml:space="preserve">, </w:t>
+      </w:r>
+      <w:r>
+        <w:rPr>
+          <w:b w:val="false"/>
+          <w:bCs w:val="false"/>
+        </w:rPr>
+        <w:t xml:space="preserve">Technology strategy &amp; budgeting</w:t>
+      </w:r>
+    </w:p>
+    <w:p>
+      <w:pPr>
         <w:spacing w:after="0" w:before="40"/>
       </w:pPr>
       <w:r>
@@ -1731,7 +1790,7 @@
           <w:color w:val="555555"/>
         </w:rPr>
         <w:tab/>
-        <w:t xml:space="preserve">May 2019 – October 2019</w:t>
+        <w:t xml:space="preserve">April 2019 – October 2019</w:t>
       </w:r>
     </w:p>
     <w:p>
@@ -1786,7 +1845,7 @@
           <w:color w:val="555555"/>
         </w:rPr>
         <w:tab/>
-        <w:t xml:space="preserve">January 2018 – April 2019</w:t>
+        <w:t xml:space="preserve">December 2017 – April 2019</w:t>
       </w:r>
     </w:p>
     <w:p>

--- a/apps/web/public/downloads/lead/Ryan Jensen - Lead Software Engineer.docx
+++ b/apps/web/public/downloads/lead/Ryan Jensen - Lead Software Engineer.docx
@@ -53,7 +53,7 @@
         </w:rPr>
         <w:t xml:space="preserve"> · </w:t>
       </w:r>
-      <w:hyperlink w:history="1" r:id="rIdymsebxwdlmormx8wbswy1">
+      <w:hyperlink w:history="1" r:id="rId2itwhycgf7cdv-1k6hps7">
         <w:r>
           <w:rPr>
             <w:color w:val="1F3A5F"/>
@@ -67,7 +67,7 @@
         </w:rPr>
         <w:t xml:space="preserve"> · </w:t>
       </w:r>
-      <w:hyperlink w:history="1" r:id="rIdfsrtkw-vyhgytg9gxhvbm">
+      <w:hyperlink w:history="1" r:id="rIdcchvtbyphuskmimvqpmgh">
         <w:r>
           <w:rPr>
             <w:color w:val="1F3A5F"/>
@@ -81,7 +81,7 @@
         </w:rPr>
         <w:t xml:space="preserve"> · </w:t>
       </w:r>
-      <w:hyperlink w:history="1" r:id="rIdy0a7ymjdju3cqeiin8p40">
+      <w:hyperlink w:history="1" r:id="rIdy9ybqivtennyv9o-vvbv2">
         <w:r>
           <w:rPr>
             <w:color w:val="1F3A5F"/>
@@ -150,6 +150,16 @@
       </w:r>
       <w:r>
         <w:rPr>
+          <w:b w:val="false"/>
+          <w:bCs w:val="false"/>
+        </w:rPr>
+        <w:t xml:space="preserve">T-SQL</w:t>
+      </w:r>
+      <w:r>
+        <w:t xml:space="preserve">, </w:t>
+      </w:r>
+      <w:r>
+        <w:rPr>
           <w:b/>
           <w:bCs/>
         </w:rPr>
@@ -975,6 +985,35 @@
           <w:bCs w:val="false"/>
         </w:rPr>
         <w:t xml:space="preserve">OpenNext</w:t>
+      </w:r>
+    </w:p>
+    <w:p>
+      <w:pPr>
+        <w:spacing w:after="20"/>
+      </w:pPr>
+      <w:r>
+        <w:rPr>
+          <w:b/>
+          <w:bCs/>
+        </w:rPr>
+        <w:t xml:space="preserve">Identity: </w:t>
+      </w:r>
+      <w:r>
+        <w:rPr>
+          <w:b w:val="false"/>
+          <w:bCs w:val="false"/>
+        </w:rPr>
+        <w:t xml:space="preserve">PingOne</w:t>
+      </w:r>
+      <w:r>
+        <w:t xml:space="preserve">, </w:t>
+      </w:r>
+      <w:r>
+        <w:rPr>
+          <w:b w:val="false"/>
+          <w:bCs w:val="false"/>
+        </w:rPr>
+        <w:t xml:space="preserve">Active Directory / LDAP</w:t>
       </w:r>
     </w:p>
     <w:p>
@@ -1194,7 +1233,7 @@
         <w:spacing w:after="20"/>
       </w:pPr>
       <w:r>
-        <w:t xml:space="preserve">Technical delivery lead for a data engineering engagement (SQL Server, Databricks, dbt), including project management and coaching.</w:t>
+        <w:t xml:space="preserve">Redesigning a federally backed bank's high-traffic web application, which handles all of its money intake: reworked the frontend, built its first public API and secured it, and moved identity to PingOne, migrating Active Directory and LDAP users.</w:t>
       </w:r>
     </w:p>
     <w:p>
@@ -1207,7 +1246,7 @@
         <w:spacing w:after="20"/>
       </w:pPr>
       <w:r>
-        <w:t xml:space="preserve">Led English/French internationalization of a client's customer portal and outgoing email (Vue I18n, Thymeleaf, Spring Boot).</w:t>
+        <w:t xml:space="preserve">Technical delivery lead for a regional mutual insurer's data engineering engagement (SQL Server, T-SQL, Databricks, dbt), including project management and coaching.</w:t>
       </w:r>
     </w:p>
     <w:p>
@@ -1220,7 +1259,7 @@
         <w:spacing w:after="20"/>
       </w:pPr>
       <w:r>
-        <w:t xml:space="preserve">Bootstrapped a generative AI initiative on AWS Bedrock.</w:t>
+        <w:t xml:space="preserve">Led English/French internationalization of a roofing-materials manufacturer's customer portal and outgoing email for the US and Canada (Vue I18n, Thymeleaf, Spring Boot).</w:t>
       </w:r>
     </w:p>
     <w:p>
@@ -1233,7 +1272,7 @@
         <w:spacing w:after="20"/>
       </w:pPr>
       <w:r>
-        <w:t xml:space="preserve">Ranked #1 interviewer for 2025 and the first half of 2026, with 30+ interviews and ~10 hires still with the company.</w:t>
+        <w:t xml:space="preserve">Bootstrapped a generative AI initiative on AWS Bedrock.</w:t>
       </w:r>
     </w:p>
     <w:p>
@@ -1246,7 +1285,7 @@
         <w:spacing w:after="20"/>
       </w:pPr>
       <w:r>
-        <w:t xml:space="preserve">Mentor and teach the company's apprentices.</w:t>
+        <w:t xml:space="preserve">Ranked #1 interviewer for 2025 and the first half of 2026, with 30+ interviews and ~10 hires still with the company.</w:t>
       </w:r>
     </w:p>
     <w:p>
@@ -1259,7 +1298,20 @@
         <w:spacing w:after="20"/>
       </w:pPr>
       <w:r>
-        <w:t xml:space="preserve">Reworked the frontend of a high-traffic identity-management application.</w:t>
+        <w:t xml:space="preserve">Mentor and teach the company's apprentices.</w:t>
+      </w:r>
+    </w:p>
+    <w:p>
+      <w:pPr>
+        <w:pStyle w:val="ListParagraph"/>
+        <w:numPr>
+          <w:ilvl w:val="0"/>
+          <w:numId w:val="2"/>
+        </w:numPr>
+        <w:spacing w:after="20"/>
+      </w:pPr>
+      <w:r>
+        <w:t xml:space="preserve">Helped design a digital-identity company's webinar platform in Figma.</w:t>
       </w:r>
     </w:p>
     <w:p>
@@ -1281,7 +1333,7 @@
           <w:sz w:val="18"/>
           <w:szCs w:val="18"/>
         </w:rPr>
-        <w:t xml:space="preserve">Vue.js, React, Java, Spring Boot, GraphQL, C#, TypeScript, Python, Node.js, AWS Bedrock, Azure, SQL Server, Databricks, dbt</w:t>
+        <w:t xml:space="preserve">Vue.js, React, Java, Spring Boot, GraphQL, C#, TypeScript, Python, Node.js, AWS Bedrock, Azure, SQL Server, T-SQL, Databricks, dbt, PingOne, Active Directory / LDAP, Figma</w:t>
       </w:r>
     </w:p>
     <w:p>
@@ -1668,7 +1720,7 @@
         <w:spacing w:after="40" w:before="0"/>
       </w:pPr>
       <w:r>
-        <w:t xml:space="preserve">Built full-stack features for a homegrown ERP system with Angular, RxJS, .NET, and SQL Server on Azure, using ASP.NET Boilerplate, PrimeNG, and Bootstrap.</w:t>
+        <w:t xml:space="preserve">Built full-stack features for a homegrown ERP system with Angular, RxJS, .NET, and SQL Server on Azure, using ASP.NET Boilerplate, PrimeNG, and Bootstrap, and upgraded the company's internal .NET applications.</w:t>
       </w:r>
     </w:p>
     <w:p>

--- a/apps/web/public/downloads/lead/Ryan Jensen - Lead Software Engineer.docx
+++ b/apps/web/public/downloads/lead/Ryan Jensen - Lead Software Engineer.docx
@@ -53,7 +53,7 @@
         </w:rPr>
         <w:t xml:space="preserve"> · </w:t>
       </w:r>
-      <w:hyperlink w:history="1" r:id="rIdc2ac6pyvsk-vwwswhduwi">
+      <w:hyperlink w:history="1" r:id="rId938_knvruiiz2ilysj_vq">
         <w:r>
           <w:rPr>
             <w:color w:val="1F3A5F"/>
@@ -67,7 +67,7 @@
         </w:rPr>
         <w:t xml:space="preserve"> · </w:t>
       </w:r>
-      <w:hyperlink w:history="1" r:id="rIdqub6ugjhejnkr9zciczwm">
+      <w:hyperlink w:history="1" r:id="rIdc9_ngoxh_ijt2qib88yu_">
         <w:r>
           <w:rPr>
             <w:color w:val="1F3A5F"/>
@@ -81,7 +81,7 @@
         </w:rPr>
         <w:t xml:space="preserve"> · </w:t>
       </w:r>
-      <w:hyperlink w:history="1" r:id="rIdeseoe2od3-gh-rwlmzivb">
+      <w:hyperlink w:history="1" r:id="rIdwmndjvkxhmt4eau7crg-i">
         <w:r>
           <w:rPr>
             <w:color w:val="1F3A5F"/>
@@ -150,6 +150,16 @@
       </w:r>
       <w:r>
         <w:rPr>
+          <w:b w:val="false"/>
+          <w:bCs w:val="false"/>
+        </w:rPr>
+        <w:t xml:space="preserve">T-SQL</w:t>
+      </w:r>
+      <w:r>
+        <w:t xml:space="preserve">, </w:t>
+      </w:r>
+      <w:r>
+        <w:rPr>
           <w:b/>
           <w:bCs/>
         </w:rPr>
@@ -975,6 +985,35 @@
           <w:bCs w:val="false"/>
         </w:rPr>
         <w:t xml:space="preserve">OpenNext</w:t>
+      </w:r>
+    </w:p>
+    <w:p>
+      <w:pPr>
+        <w:spacing w:after="20"/>
+      </w:pPr>
+      <w:r>
+        <w:rPr>
+          <w:b/>
+          <w:bCs/>
+        </w:rPr>
+        <w:t xml:space="preserve">Identity: </w:t>
+      </w:r>
+      <w:r>
+        <w:rPr>
+          <w:b w:val="false"/>
+          <w:bCs w:val="false"/>
+        </w:rPr>
+        <w:t xml:space="preserve">PingOne</w:t>
+      </w:r>
+      <w:r>
+        <w:t xml:space="preserve">, </w:t>
+      </w:r>
+      <w:r>
+        <w:rPr>
+          <w:b w:val="false"/>
+          <w:bCs w:val="false"/>
+        </w:rPr>
+        <w:t xml:space="preserve">Active Directory / LDAP</w:t>
       </w:r>
     </w:p>
     <w:p>
@@ -1194,7 +1233,7 @@
         <w:spacing w:after="20"/>
       </w:pPr>
       <w:r>
-        <w:t xml:space="preserve">Technical delivery lead for a data engineering engagement (SQL Server, Databricks, dbt), including project management and coaching.</w:t>
+        <w:t xml:space="preserve">Redesigning a federally backed bank's high-traffic web application, which handles all of its money intake: reworked the frontend, built its first public API and secured it, and moved identity to PingOne, migrating Active Directory and LDAP users.</w:t>
       </w:r>
     </w:p>
     <w:p>
@@ -1207,7 +1246,7 @@
         <w:spacing w:after="20"/>
       </w:pPr>
       <w:r>
-        <w:t xml:space="preserve">Led English/French internationalization of a client's customer portal and outgoing email (Vue I18n, Thymeleaf, Spring Boot).</w:t>
+        <w:t xml:space="preserve">Technical delivery lead for a regional mutual insurer's data engineering engagement (SQL Server, T-SQL, Databricks, dbt), including project management and coaching.</w:t>
       </w:r>
     </w:p>
     <w:p>
@@ -1220,7 +1259,7 @@
         <w:spacing w:after="20"/>
       </w:pPr>
       <w:r>
-        <w:t xml:space="preserve">Bootstrapped a generative AI initiative on AWS Bedrock.</w:t>
+        <w:t xml:space="preserve">Led English/French internationalization of a roofing-materials manufacturer's customer portal and outgoing email for the US and Canada (Vue I18n, Thymeleaf, Spring Boot).</w:t>
       </w:r>
     </w:p>
     <w:p>
@@ -1233,7 +1272,7 @@
         <w:spacing w:after="20"/>
       </w:pPr>
       <w:r>
-        <w:t xml:space="preserve">Ranked #1 interviewer for 2025 and the first half of 2026, with 30+ interviews and ~10 hires still with the company.</w:t>
+        <w:t xml:space="preserve">Bootstrapped a generative AI initiative on AWS Bedrock.</w:t>
       </w:r>
     </w:p>
     <w:p>
@@ -1246,7 +1285,7 @@
         <w:spacing w:after="20"/>
       </w:pPr>
       <w:r>
-        <w:t xml:space="preserve">Mentor and teach the company's apprentices.</w:t>
+        <w:t xml:space="preserve">Ranked #1 interviewer for 2025 and the first half of 2026, with 30+ interviews and ~10 hires still with the company.</w:t>
       </w:r>
     </w:p>
     <w:p>
@@ -1259,7 +1298,20 @@
         <w:spacing w:after="20"/>
       </w:pPr>
       <w:r>
-        <w:t xml:space="preserve">Reworked the frontend of a high-traffic identity-management application.</w:t>
+        <w:t xml:space="preserve">Mentor and teach the company's apprentices.</w:t>
+      </w:r>
+    </w:p>
+    <w:p>
+      <w:pPr>
+        <w:pStyle w:val="ListParagraph"/>
+        <w:numPr>
+          <w:ilvl w:val="0"/>
+          <w:numId w:val="2"/>
+        </w:numPr>
+        <w:spacing w:after="20"/>
+      </w:pPr>
+      <w:r>
+        <w:t xml:space="preserve">Helped design a digital-identity company's webinar platform in Figma.</w:t>
       </w:r>
     </w:p>
     <w:p>
@@ -1281,7 +1333,7 @@
           <w:sz w:val="18"/>
           <w:szCs w:val="18"/>
         </w:rPr>
-        <w:t xml:space="preserve">Vue.js, React, Java, Spring Boot, GraphQL, C#, TypeScript, Python, Node.js, AWS Bedrock, Azure, SQL Server, Databricks, dbt</w:t>
+        <w:t xml:space="preserve">Vue.js, React, Java, Spring Boot, GraphQL, C#, TypeScript, Python, Node.js, AWS Bedrock, Azure, SQL Server, T-SQL, Databricks, dbt, PingOne, Active Directory / LDAP, Figma</w:t>
       </w:r>
     </w:p>
     <w:p>
@@ -1668,7 +1720,7 @@
         <w:spacing w:after="40" w:before="0"/>
       </w:pPr>
       <w:r>
-        <w:t xml:space="preserve">Built full-stack features for a homegrown ERP system with Angular, RxJS, .NET, and SQL Server on Azure, using ASP.NET Boilerplate, PrimeNG, and Bootstrap.</w:t>
+        <w:t xml:space="preserve">Built full-stack features for a homegrown ERP system with Angular, RxJS, .NET, and SQL Server on Azure, using ASP.NET Boilerplate, PrimeNG, and Bootstrap, and upgraded the company's internal .NET applications.</w:t>
       </w:r>
     </w:p>
     <w:p>

--- a/apps/web/public/downloads/lead/Ryan Jensen - Lead Software Engineer.docx
+++ b/apps/web/public/downloads/lead/Ryan Jensen - Lead Software Engineer.docx
@@ -53,7 +53,7 @@
         </w:rPr>
         <w:t xml:space="preserve"> · </w:t>
       </w:r>
-      <w:hyperlink w:history="1" r:id="rId938_knvruiiz2ilysj_vq">
+      <w:hyperlink w:history="1" r:id="rId40hzclw6hqmohngh_csbk">
         <w:r>
           <w:rPr>
             <w:color w:val="1F3A5F"/>
@@ -67,7 +67,7 @@
         </w:rPr>
         <w:t xml:space="preserve"> · </w:t>
       </w:r>
-      <w:hyperlink w:history="1" r:id="rIdc9_ngoxh_ijt2qib88yu_">
+      <w:hyperlink w:history="1" r:id="rIdbgjwg1fyhpce7ykk1tfha">
         <w:r>
           <w:rPr>
             <w:color w:val="1F3A5F"/>
@@ -81,7 +81,7 @@
         </w:rPr>
         <w:t xml:space="preserve"> · </w:t>
       </w:r>
-      <w:hyperlink w:history="1" r:id="rIdwmndjvkxhmt4eau7crg-i">
+      <w:hyperlink w:history="1" r:id="rIdmke_htl9e-xd-dgumpb64">
         <w:r>
           <w:rPr>
             <w:color w:val="1F3A5F"/>
@@ -150,16 +150,6 @@
       </w:r>
       <w:r>
         <w:rPr>
-          <w:b w:val="false"/>
-          <w:bCs w:val="false"/>
-        </w:rPr>
-        <w:t xml:space="preserve">T-SQL</w:t>
-      </w:r>
-      <w:r>
-        <w:t xml:space="preserve">, </w:t>
-      </w:r>
-      <w:r>
-        <w:rPr>
           <w:b/>
           <w:bCs/>
         </w:rPr>
@@ -1333,7 +1323,7 @@
           <w:sz w:val="18"/>
           <w:szCs w:val="18"/>
         </w:rPr>
-        <w:t xml:space="preserve">Vue.js, React, Java, Spring Boot, GraphQL, C#, TypeScript, Python, Node.js, AWS Bedrock, Azure, SQL Server, T-SQL, Databricks, dbt, PingOne, Active Directory / LDAP, Figma</w:t>
+        <w:t xml:space="preserve">Vue.js, React, Java, Spring Boot, GraphQL, C#, TypeScript, Python, Node.js, AWS Bedrock, Azure, SQL Server, Databricks, dbt, PingOne, Active Directory / LDAP, Figma</w:t>
       </w:r>
     </w:p>
     <w:p>

--- a/apps/web/public/downloads/lead/Ryan Jensen - Lead Software Engineer.docx
+++ b/apps/web/public/downloads/lead/Ryan Jensen - Lead Software Engineer.docx
@@ -53,7 +53,7 @@
         </w:rPr>
         <w:t xml:space="preserve"> · </w:t>
       </w:r>
-      <w:hyperlink w:history="1" r:id="rId2itwhycgf7cdv-1k6hps7">
+      <w:hyperlink w:history="1" r:id="rId36pipxenpsfjb8ob3aot0">
         <w:r>
           <w:rPr>
             <w:color w:val="1F3A5F"/>
@@ -67,7 +67,7 @@
         </w:rPr>
         <w:t xml:space="preserve"> · </w:t>
       </w:r>
-      <w:hyperlink w:history="1" r:id="rIdcchvtbyphuskmimvqpmgh">
+      <w:hyperlink w:history="1" r:id="rId4uj4c3sppwlgqaewh9k5x">
         <w:r>
           <w:rPr>
             <w:color w:val="1F3A5F"/>
@@ -81,7 +81,7 @@
         </w:rPr>
         <w:t xml:space="preserve"> · </w:t>
       </w:r>
-      <w:hyperlink w:history="1" r:id="rIdy9ybqivtennyv9o-vvbv2">
+      <w:hyperlink w:history="1" r:id="rIdtzpbwa0ez_h0ouqwqxkca">
         <w:r>
           <w:rPr>
             <w:color w:val="1F3A5F"/>
@@ -150,16 +150,6 @@
       </w:r>
       <w:r>
         <w:rPr>
-          <w:b w:val="false"/>
-          <w:bCs w:val="false"/>
-        </w:rPr>
-        <w:t xml:space="preserve">T-SQL</w:t>
-      </w:r>
-      <w:r>
-        <w:t xml:space="preserve">, </w:t>
-      </w:r>
-      <w:r>
-        <w:rPr>
           <w:b/>
           <w:bCs/>
         </w:rPr>
@@ -1333,7 +1323,7 @@
           <w:sz w:val="18"/>
           <w:szCs w:val="18"/>
         </w:rPr>
-        <w:t xml:space="preserve">Vue.js, React, Java, Spring Boot, GraphQL, C#, TypeScript, Python, Node.js, AWS Bedrock, Azure, SQL Server, T-SQL, Databricks, dbt, PingOne, Active Directory / LDAP, Figma</w:t>
+        <w:t xml:space="preserve">Vue.js, React, Java, Spring Boot, GraphQL, C#, TypeScript, Python, Node.js, AWS Bedrock, Azure, SQL Server, Databricks, dbt, PingOne, Active Directory / LDAP, Figma</w:t>
       </w:r>
     </w:p>
     <w:p>

--- a/apps/web/public/downloads/lead/Ryan Jensen - Lead Software Engineer.docx
+++ b/apps/web/public/downloads/lead/Ryan Jensen - Lead Software Engineer.docx
@@ -53,7 +53,7 @@
         </w:rPr>
         <w:t xml:space="preserve"> · </w:t>
       </w:r>
-      <w:hyperlink w:history="1" r:id="rId40hzclw6hqmohngh_csbk">
+      <w:hyperlink w:history="1" r:id="rIdryqicijv4yxffc-lbfrnr">
         <w:r>
           <w:rPr>
             <w:color w:val="1F3A5F"/>
@@ -67,7 +67,7 @@
         </w:rPr>
         <w:t xml:space="preserve"> · </w:t>
       </w:r>
-      <w:hyperlink w:history="1" r:id="rIdbgjwg1fyhpce7ykk1tfha">
+      <w:hyperlink w:history="1" r:id="rIdgjd5itnvdd0hxgpmfhoxa">
         <w:r>
           <w:rPr>
             <w:color w:val="1F3A5F"/>
@@ -81,7 +81,7 @@
         </w:rPr>
         <w:t xml:space="preserve"> · </w:t>
       </w:r>
-      <w:hyperlink w:history="1" r:id="rIdmke_htl9e-xd-dgumpb64">
+      <w:hyperlink w:history="1" r:id="rIdqctvpieln6kqkmqhrja_1">
         <w:r>
           <w:rPr>
             <w:color w:val="1F3A5F"/>

--- a/apps/web/public/downloads/lead/Ryan Jensen - Lead Software Engineer.docx
+++ b/apps/web/public/downloads/lead/Ryan Jensen - Lead Software Engineer.docx
@@ -36,7 +36,7 @@
         <w:spacing w:after="120"/>
       </w:pPr>
       <w:r>
-        <w:t xml:space="preserve">ryan@rjrjensen.com</w:t>
+        <w:t xml:space="preserve">hello@ryanjensen.dev</w:t>
       </w:r>
       <w:r>
         <w:rPr>
@@ -53,7 +53,7 @@
         </w:rPr>
         <w:t xml:space="preserve"> · </w:t>
       </w:r>
-      <w:hyperlink w:history="1" r:id="rIdymsebxwdlmormx8wbswy1">
+      <w:hyperlink w:history="1" r:id="rIdc2ac6pyvsk-vwwswhduwi">
         <w:r>
           <w:rPr>
             <w:color w:val="1F3A5F"/>
@@ -67,7 +67,7 @@
         </w:rPr>
         <w:t xml:space="preserve"> · </w:t>
       </w:r>
-      <w:hyperlink w:history="1" r:id="rIdfsrtkw-vyhgytg9gxhvbm">
+      <w:hyperlink w:history="1" r:id="rIdqub6ugjhejnkr9zciczwm">
         <w:r>
           <w:rPr>
             <w:color w:val="1F3A5F"/>
@@ -81,7 +81,7 @@
         </w:rPr>
         <w:t xml:space="preserve"> · </w:t>
       </w:r>
-      <w:hyperlink w:history="1" r:id="rIdy0a7ymjdju3cqeiin8p40">
+      <w:hyperlink w:history="1" r:id="rIdeseoe2od3-gh-rwlmzivb">
         <w:r>
           <w:rPr>
             <w:color w:val="1F3A5F"/>

--- a/apps/web/public/downloads/lead/Ryan Jensen - Lead Software Engineer.docx
+++ b/apps/web/public/downloads/lead/Ryan Jensen - Lead Software Engineer.docx
@@ -53,7 +53,7 @@
         </w:rPr>
         <w:t xml:space="preserve"> · </w:t>
       </w:r>
-      <w:hyperlink w:history="1" r:id="rIdryqicijv4yxffc-lbfrnr">
+      <w:hyperlink w:history="1" r:id="rIdakmgripl4hb0kcl_tevhq">
         <w:r>
           <w:rPr>
             <w:color w:val="1F3A5F"/>
@@ -67,7 +67,7 @@
         </w:rPr>
         <w:t xml:space="preserve"> · </w:t>
       </w:r>
-      <w:hyperlink w:history="1" r:id="rIdgjd5itnvdd0hxgpmfhoxa">
+      <w:hyperlink w:history="1" r:id="rIdjnfco0oa5wqtsakbjkd-b">
         <w:r>
           <w:rPr>
             <w:color w:val="1F3A5F"/>
@@ -81,7 +81,7 @@
         </w:rPr>
         <w:t xml:space="preserve"> · </w:t>
       </w:r>
-      <w:hyperlink w:history="1" r:id="rIdqctvpieln6kqkmqhrja_1">
+      <w:hyperlink w:history="1" r:id="rIdbhzyve2dvdmafddg8e2ws">
         <w:r>
           <w:rPr>
             <w:color w:val="1F3A5F"/>
@@ -798,6 +798,26 @@
         </w:rPr>
         <w:t xml:space="preserve">Gherkin</w:t>
       </w:r>
+      <w:r>
+        <w:t xml:space="preserve">, </w:t>
+      </w:r>
+      <w:r>
+        <w:rPr>
+          <w:b w:val="false"/>
+          <w:bCs w:val="false"/>
+        </w:rPr>
+        <w:t xml:space="preserve">Production software engineering</w:t>
+      </w:r>
+      <w:r>
+        <w:t xml:space="preserve">, </w:t>
+      </w:r>
+      <w:r>
+        <w:rPr>
+          <w:b w:val="false"/>
+          <w:bCs w:val="false"/>
+        </w:rPr>
+        <w:t xml:space="preserve">LLM evaluation</w:t>
+      </w:r>
     </w:p>
     <w:p>
       <w:pPr>
@@ -877,6 +897,16 @@
         </w:rPr>
         <w:t xml:space="preserve">Figma</w:t>
       </w:r>
+      <w:r>
+        <w:t xml:space="preserve">, </w:t>
+      </w:r>
+      <w:r>
+        <w:rPr>
+          <w:b w:val="false"/>
+          <w:bCs w:val="false"/>
+        </w:rPr>
+        <w:t xml:space="preserve">Payment scheduling and processing</w:t>
+      </w:r>
     </w:p>
     <w:p>
       <w:pPr>
@@ -1064,6 +1094,26 @@
         </w:rPr>
         <w:t xml:space="preserve">GitHub Projects</w:t>
       </w:r>
+      <w:r>
+        <w:t xml:space="preserve">, </w:t>
+      </w:r>
+      <w:r>
+        <w:rPr>
+          <w:b w:val="false"/>
+          <w:bCs w:val="false"/>
+        </w:rPr>
+        <w:t xml:space="preserve">Estimation and proofs of concept</w:t>
+      </w:r>
+      <w:r>
+        <w:t xml:space="preserve">, </w:t>
+      </w:r>
+      <w:r>
+        <w:rPr>
+          <w:b w:val="false"/>
+          <w:bCs w:val="false"/>
+        </w:rPr>
+        <w:t xml:space="preserve">Vendor partnership</w:t>
+      </w:r>
     </w:p>
     <w:p>
       <w:pPr>
@@ -1122,6 +1172,26 @@
           <w:bCs w:val="false"/>
         </w:rPr>
         <w:t xml:space="preserve">Technology strategy &amp; budgeting</w:t>
+      </w:r>
+      <w:r>
+        <w:t xml:space="preserve">, </w:t>
+      </w:r>
+      <w:r>
+        <w:rPr>
+          <w:b w:val="false"/>
+          <w:bCs w:val="false"/>
+        </w:rPr>
+        <w:t xml:space="preserve">Written communication</w:t>
+      </w:r>
+      <w:r>
+        <w:t xml:space="preserve">, </w:t>
+      </w:r>
+      <w:r>
+        <w:rPr>
+          <w:b w:val="false"/>
+          <w:bCs w:val="false"/>
+        </w:rPr>
+        <w:t xml:space="preserve">Time management in changing priorities</w:t>
       </w:r>
     </w:p>
     <w:p>
@@ -1323,7 +1393,7 @@
           <w:sz w:val="18"/>
           <w:szCs w:val="18"/>
         </w:rPr>
-        <w:t xml:space="preserve">Vue.js, React, Java, Spring Boot, GraphQL, C#, TypeScript, Python, Node.js, AWS Bedrock, Azure, SQL Server, Databricks, dbt, PingOne, Active Directory / LDAP, Figma</w:t>
+        <w:t xml:space="preserve">Vue.js, React, Java, Spring Boot, GraphQL, C#, TypeScript, Python, Node.js, AWS Bedrock, Azure, SQL Server, Databricks, dbt, PingOne, Active Directory / LDAP, Figma, LLM evaluation, Written communication, Time management in changing priorities, Estimation and proofs of concept, Agile</w:t>
       </w:r>
     </w:p>
     <w:p>
@@ -1439,7 +1509,7 @@
           <w:sz w:val="18"/>
           <w:szCs w:val="18"/>
         </w:rPr>
-        <w:t xml:space="preserve">.NET Framework 4.5 → .NET 10, AngularJS → Next.js, SQL Server → PostgreSQL, EC2 → CloudFront + Lambda + OpenNext, SQL Jobs → Linux (crontab), Terraform</w:t>
+        <w:t xml:space="preserve">.NET Framework 4.5 → .NET 10, AngularJS → Next.js, SQL Server → PostgreSQL, EC2 → CloudFront + Lambda + OpenNext, SQL Jobs → Linux (crontab), Terraform, Production software engineering, Vendor partnership</w:t>
       </w:r>
     </w:p>
     <w:p>

--- a/apps/web/public/downloads/lead/Ryan Jensen - Lead Software Engineer.docx
+++ b/apps/web/public/downloads/lead/Ryan Jensen - Lead Software Engineer.docx
@@ -53,7 +53,7 @@
         </w:rPr>
         <w:t xml:space="preserve"> · </w:t>
       </w:r>
-      <w:hyperlink w:history="1" r:id="rIdakmgripl4hb0kcl_tevhq">
+      <w:hyperlink w:history="1" r:id="rIdq2pnpke7h1dpsbivzv2m8">
         <w:r>
           <w:rPr>
             <w:color w:val="1F3A5F"/>
@@ -67,7 +67,7 @@
         </w:rPr>
         <w:t xml:space="preserve"> · </w:t>
       </w:r>
-      <w:hyperlink w:history="1" r:id="rIdjnfco0oa5wqtsakbjkd-b">
+      <w:hyperlink w:history="1" r:id="rIdog-_aluebvb709spqzqx7">
         <w:r>
           <w:rPr>
             <w:color w:val="1F3A5F"/>
@@ -81,7 +81,7 @@
         </w:rPr>
         <w:t xml:space="preserve"> · </w:t>
       </w:r>
-      <w:hyperlink w:history="1" r:id="rIdbhzyve2dvdmafddg8e2ws">
+      <w:hyperlink w:history="1" r:id="rId41ga_2ict5smcaj77zosz">
         <w:r>
           <w:rPr>
             <w:color w:val="1F3A5F"/>

--- a/apps/web/public/downloads/lead/Ryan Jensen - Lead Software Engineer.docx
+++ b/apps/web/public/downloads/lead/Ryan Jensen - Lead Software Engineer.docx
@@ -53,7 +53,7 @@
         </w:rPr>
         <w:t xml:space="preserve"> · </w:t>
       </w:r>
-      <w:hyperlink w:history="1" r:id="rIdq2pnpke7h1dpsbivzv2m8">
+      <w:hyperlink w:history="1" r:id="rId3ijqctkauddbgefw620u7">
         <w:r>
           <w:rPr>
             <w:color w:val="1F3A5F"/>
@@ -67,7 +67,7 @@
         </w:rPr>
         <w:t xml:space="preserve"> · </w:t>
       </w:r>
-      <w:hyperlink w:history="1" r:id="rIdog-_aluebvb709spqzqx7">
+      <w:hyperlink w:history="1" r:id="rIdmursvjf_lhz_s3iwssnem">
         <w:r>
           <w:rPr>
             <w:color w:val="1F3A5F"/>
@@ -81,7 +81,7 @@
         </w:rPr>
         <w:t xml:space="preserve"> · </w:t>
       </w:r>
-      <w:hyperlink w:history="1" r:id="rId41ga_2ict5smcaj77zosz">
+      <w:hyperlink w:history="1" r:id="rIdlryxahdnhbuc0fo5mxwau">
         <w:r>
           <w:rPr>
             <w:color w:val="1F3A5F"/>
